--- a/7 семестр/ПпЦП/результаты/ПЗ.docx
+++ b/7 семестр/ПпЦП/результаты/ПЗ.docx
@@ -2119,24 +2119,34 @@
         <w:t>.</w:t>
       </w:r>
     </w:p>
-    <w:p/>
-    <w:p/>
     <w:p>
       <w:r>
+        <w:t>Ф</w:t>
+      </w:r>
+      <w:r>
+        <w:t>изическая производственная линия</w:t>
+      </w:r>
+      <w:r>
+        <w:t xml:space="preserve"> является лишь частным примером конвейеризации</w:t>
+      </w:r>
+      <w:r>
+        <w:t xml:space="preserve">. </w:t>
+      </w:r>
+      <w:r>
+        <w:t>Конвейер в качестве абстрактной модели</w:t>
+      </w:r>
+      <w:r>
+        <w:t xml:space="preserve"> </w:t>
+      </w:r>
+      <w:r>
+        <w:t>служит</w:t>
+      </w:r>
+      <w:r>
+        <w:t xml:space="preserve"> мощным </w:t>
+      </w:r>
+      <w:r>
         <w:lastRenderedPageBreak/>
-        <w:t>Ф</w:t>
-      </w:r>
-      <w:r>
-        <w:t>изическая производственная линия</w:t>
-      </w:r>
-      <w:r>
-        <w:t xml:space="preserve"> является лишь частным примером конвейеризации</w:t>
-      </w:r>
-      <w:r>
-        <w:t xml:space="preserve">. </w:t>
-      </w:r>
-      <w:r>
-        <w:t xml:space="preserve">Абстрактная модель конвейера является мощным инструментом решения </w:t>
+        <w:t xml:space="preserve">инструментом решения </w:t>
       </w:r>
       <w:r>
         <w:t>задач последовательной обработки</w:t>
@@ -2154,7 +2164,25 @@
         <w:t xml:space="preserve"> </w:t>
       </w:r>
       <w:r>
-        <w:t xml:space="preserve">Эффективность подобной модели зиждется на том, как задания группируются в пакеты и как оптимизируется расписание их выполнения на ресурсах системы. </w:t>
+        <w:t xml:space="preserve">Эффективность </w:t>
+      </w:r>
+      <w:r>
+        <w:t>такой</w:t>
+      </w:r>
+      <w:r>
+        <w:t xml:space="preserve"> модели </w:t>
+      </w:r>
+      <w:r>
+        <w:t>определяется тем</w:t>
+      </w:r>
+      <w:r>
+        <w:t xml:space="preserve">, как задания группируются в пакеты и </w:t>
+      </w:r>
+      <w:r>
+        <w:t>насколько</w:t>
+      </w:r>
+      <w:r>
+        <w:t xml:space="preserve"> оптимизируется расписание их выполнения на ресурсах системы. </w:t>
       </w:r>
       <w:r>
         <w:t>В работах по теории расписаний</w:t>
@@ -2163,7 +2191,15 @@
         <w:t xml:space="preserve"> этот вид ситуаций формализует</w:t>
       </w:r>
       <w:r>
-        <w:t xml:space="preserve"> класс задач Flow Shop (FSP)</w:t>
+        <w:t xml:space="preserve"> класс задач </w:t>
+      </w:r>
+      <w:proofErr w:type="spellStart"/>
+      <w:r>
+        <w:t>Flow</w:t>
+      </w:r>
+      <w:proofErr w:type="spellEnd"/>
+      <w:r>
+        <w:t xml:space="preserve"> Shop (FSP)</w:t>
       </w:r>
       <w:r>
         <w:t xml:space="preserve"> </w:t>
@@ -2180,7 +2216,13 @@
     </w:p>
     <w:p>
       <w:r>
-        <w:t>При малых размерах задач целесообразно формализировать модель конвейера с помощью смешанного целочисленно</w:t>
+        <w:t>При малых размерах задач целесообразно формализировать модель конвейера с помощью</w:t>
+      </w:r>
+      <w:r>
+        <w:t xml:space="preserve"> аппарата</w:t>
+      </w:r>
+      <w:r>
+        <w:t xml:space="preserve"> смешанного целочисленно</w:t>
       </w:r>
       <w:r>
         <w:t>го</w:t>
@@ -2257,12 +2299,36 @@
         <w:t xml:space="preserve"> учёт состояния технического обслуживания приборов, внедрение практики </w:t>
       </w:r>
       <w:r>
-        <w:t>профилактическое обслуживания.</w:t>
+        <w:t>профилактическо</w:t>
+      </w:r>
+      <w:r>
+        <w:t>го</w:t>
+      </w:r>
+      <w:r>
+        <w:t xml:space="preserve"> обслуживания.</w:t>
       </w:r>
     </w:p>
     <w:p>
       <w:r>
-        <w:t xml:space="preserve">Профилактика (Preventive maintenance) </w:t>
+        <w:t>Профилактика (</w:t>
+      </w:r>
+      <w:bookmarkStart w:id="5" w:name="_Hlk223995178"/>
+      <w:proofErr w:type="spellStart"/>
+      <w:r>
+        <w:t>Preventive</w:t>
+      </w:r>
+      <w:proofErr w:type="spellEnd"/>
+      <w:r>
+        <w:t xml:space="preserve"> </w:t>
+      </w:r>
+      <w:proofErr w:type="spellStart"/>
+      <w:r>
+        <w:t>maintenance</w:t>
+      </w:r>
+      <w:bookmarkEnd w:id="5"/>
+      <w:proofErr w:type="spellEnd"/>
+      <w:r>
+        <w:t xml:space="preserve">) </w:t>
       </w:r>
       <w:r>
         <w:sym w:font="Symbol" w:char="F02D"/>
@@ -2314,33 +2380,46 @@
       <w:r>
         <w:t xml:space="preserve">Формально </w:t>
       </w:r>
-      <w:r>
-        <w:t>Preventive maintenance</w:t>
-      </w:r>
+      <w:proofErr w:type="spellStart"/>
+      <w:r>
+        <w:t>Preventive</w:t>
+      </w:r>
+      <w:proofErr w:type="spellEnd"/>
+      <w:r>
+        <w:t xml:space="preserve"> </w:t>
+      </w:r>
+      <w:proofErr w:type="spellStart"/>
+      <w:r>
+        <w:t>maintenance</w:t>
+      </w:r>
+      <w:proofErr w:type="spellEnd"/>
       <w:r>
         <w:t xml:space="preserve"> можно представить в виде заранее запланированных периодов недоступности оборудования, и это, теоретически, напрямую влияет на формирование расписаний и состав пакетов задач. Учёт </w:t>
       </w:r>
       <w:r>
+        <w:t>техобслуживания</w:t>
+      </w:r>
+      <w:r>
+        <w:t xml:space="preserve"> требует в модели </w:t>
+      </w:r>
+      <w:r>
+        <w:rPr>
+          <w:lang w:val="en-US"/>
+        </w:rPr>
+        <w:t>MILP</w:t>
+      </w:r>
+      <w:r>
+        <w:t xml:space="preserve"> </w:t>
+      </w:r>
+      <w:r>
+        <w:t>введения дополнительных</w:t>
+      </w:r>
+      <w:r>
+        <w:t xml:space="preserve"> </w:t>
+      </w:r>
+      <w:r>
         <w:lastRenderedPageBreak/>
-        <w:t>техобслуживания</w:t>
-      </w:r>
-      <w:r>
-        <w:t xml:space="preserve"> требует в модели </w:t>
-      </w:r>
-      <w:r>
-        <w:rPr>
-          <w:lang w:val="en-US"/>
-        </w:rPr>
-        <w:t>MILP</w:t>
-      </w:r>
-      <w:r>
-        <w:t xml:space="preserve"> </w:t>
-      </w:r>
-      <w:r>
-        <w:t>введения дополнительных</w:t>
-      </w:r>
-      <w:r>
-        <w:t xml:space="preserve"> переменных и</w:t>
+        <w:t>переменных и</w:t>
       </w:r>
       <w:r>
         <w:t xml:space="preserve"> ограничений</w:t>
@@ -2432,8 +2511,8 @@
       <w:pPr>
         <w:pStyle w:val="2"/>
       </w:pPr>
-      <w:bookmarkStart w:id="5" w:name="_Toc221798155"/>
-      <w:bookmarkStart w:id="6" w:name="_Hlk158638100"/>
+      <w:bookmarkStart w:id="6" w:name="_Toc221798155"/>
+      <w:bookmarkStart w:id="7" w:name="_Hlk158638100"/>
       <w:bookmarkEnd w:id="4"/>
       <w:r>
         <w:t>1</w:t>
@@ -2444,7 +2523,7 @@
       <w:r>
         <w:t xml:space="preserve"> Анализ существующих решений</w:t>
       </w:r>
-      <w:bookmarkEnd w:id="5"/>
+      <w:bookmarkEnd w:id="6"/>
     </w:p>
     <w:p/>
     <w:p>
@@ -2474,7 +2553,7 @@
           <w:bCs/>
         </w:rPr>
       </w:pPr>
-      <w:bookmarkStart w:id="7" w:name="_Toc221798156"/>
+      <w:bookmarkStart w:id="8" w:name="_Toc221798156"/>
       <w:r>
         <w:t xml:space="preserve">1.3 </w:t>
       </w:r>
@@ -2484,7 +2563,7 @@
       <w:r>
         <w:t>остановка задачи проектирования</w:t>
       </w:r>
-      <w:bookmarkEnd w:id="7"/>
+      <w:bookmarkEnd w:id="8"/>
     </w:p>
     <w:p/>
     <w:p>
@@ -2498,14 +2577,14 @@
       <w:pPr>
         <w:pStyle w:val="2"/>
       </w:pPr>
-      <w:bookmarkStart w:id="8" w:name="_Toc221798157"/>
+      <w:bookmarkStart w:id="9" w:name="_Toc221798157"/>
       <w:r>
         <w:rPr>
           <w:bCs/>
         </w:rPr>
         <w:t>Выводы по разделу 1</w:t>
       </w:r>
-      <w:bookmarkEnd w:id="8"/>
+      <w:bookmarkEnd w:id="9"/>
     </w:p>
     <w:p>
       <w:pPr>
@@ -2517,7 +2596,7 @@
         <w:t>.</w:t>
       </w:r>
     </w:p>
-    <w:bookmarkEnd w:id="6"/>
+    <w:bookmarkEnd w:id="7"/>
     <w:p>
       <w:pPr>
         <w:ind w:firstLine="0"/>
@@ -2537,7 +2616,7 @@
       <w:pPr>
         <w:pStyle w:val="1"/>
       </w:pPr>
-      <w:bookmarkStart w:id="9" w:name="_Toc221798158"/>
+      <w:bookmarkStart w:id="10" w:name="_Toc221798158"/>
       <w:r>
         <w:lastRenderedPageBreak/>
         <w:t>З</w:t>
@@ -2545,7 +2624,7 @@
       <w:r>
         <w:t>АКЛЮЧЕНИЕ</w:t>
       </w:r>
-      <w:bookmarkEnd w:id="9"/>
+      <w:bookmarkEnd w:id="10"/>
     </w:p>
     <w:p/>
     <w:p/>
@@ -2570,12 +2649,12 @@
       <w:pPr>
         <w:pStyle w:val="1"/>
       </w:pPr>
-      <w:bookmarkStart w:id="10" w:name="_Toc221798159"/>
+      <w:bookmarkStart w:id="11" w:name="_Toc221798159"/>
       <w:r>
         <w:lastRenderedPageBreak/>
         <w:t>БИБЛИОГРАФИЧЕСКИЙ СПИСОК</w:t>
       </w:r>
-      <w:bookmarkEnd w:id="10"/>
+      <w:bookmarkEnd w:id="11"/>
     </w:p>
     <w:p/>
     <w:p/>
@@ -2632,7 +2711,15 @@
         <w:ind w:left="0" w:firstLine="709"/>
       </w:pPr>
       <w:r>
-        <w:t>К. В. Кротов, А. В. Скатков, Построение расписаний выполнения пакетов заданий в многостадийных системах при формировании комплектов результатов и ограничениях</w:t>
+        <w:t xml:space="preserve">К. В. Кротов, А. В. </w:t>
+      </w:r>
+      <w:proofErr w:type="spellStart"/>
+      <w:r>
+        <w:t>Скатков</w:t>
+      </w:r>
+      <w:proofErr w:type="spellEnd"/>
+      <w:r>
+        <w:t>, Построение расписаний выполнения пакетов заданий в многостадийных системах при формировании комплектов результатов и ограничениях</w:t>
       </w:r>
       <w:r>
         <w:t xml:space="preserve"> // </w:t>
@@ -2703,7 +2790,15 @@
         <w:ind w:left="0" w:firstLine="709"/>
       </w:pPr>
       <w:r>
-        <w:t>Куприянов Б. В., Рощин А. А. Решение Flow Shop задачи теории расписаний в рекурсивном представлении // Материалы XIV Всероссийского совещания по проблемам управления ВСПУ‑2024. Москва, 17</w:t>
+        <w:t xml:space="preserve">Куприянов Б. В., Рощин А. А. Решение </w:t>
+      </w:r>
+      <w:proofErr w:type="spellStart"/>
+      <w:r>
+        <w:t>Flow</w:t>
+      </w:r>
+      <w:proofErr w:type="spellEnd"/>
+      <w:r>
+        <w:t xml:space="preserve"> Shop задачи теории расписаний в рекурсивном представлении // Материалы XIV Всероссийского совещания по проблемам управления ВСПУ‑2024. Москва, 17</w:t>
       </w:r>
       <w:r>
         <w:t>-</w:t>
@@ -2725,7 +2820,15 @@
         <w:ind w:left="0" w:firstLine="709"/>
       </w:pPr>
       <w:r>
-        <w:t xml:space="preserve">В чем разница между предиктивным и профилактическим обслуживанием? // Пруфтехник [Электронный ресурс]. </w:t>
+        <w:t xml:space="preserve">В чем разница между предиктивным и профилактическим обслуживанием? // </w:t>
+      </w:r>
+      <w:proofErr w:type="spellStart"/>
+      <w:r>
+        <w:t>Пруфтехник</w:t>
+      </w:r>
+      <w:proofErr w:type="spellEnd"/>
+      <w:r>
+        <w:t xml:space="preserve"> [Электронный ресурс]. </w:t>
       </w:r>
       <w:r>
         <w:rPr>
@@ -2835,12 +2938,12 @@
       <w:pPr>
         <w:pStyle w:val="1"/>
       </w:pPr>
-      <w:bookmarkStart w:id="11" w:name="_Toc221798160"/>
+      <w:bookmarkStart w:id="12" w:name="_Toc221798160"/>
       <w:r>
         <w:lastRenderedPageBreak/>
         <w:t>ПРИЛОЖЕНИЕ А</w:t>
       </w:r>
-      <w:bookmarkEnd w:id="11"/>
+      <w:bookmarkEnd w:id="12"/>
     </w:p>
     <w:p>
       <w:pPr>
